--- a/lab 1 -  Abstract Factory/CarMaker.docx
+++ b/lab 1 -  Abstract Factory/CarMaker.docx
@@ -123,10 +123,20 @@
           <w:u w:val="single"/>
           <w:lang w:val="en-US" w:eastAsia="en-GB"/>
         </w:rPr>
-        <w:t>Factory)</w:t>
-      </w:r>
-      <w:bookmarkStart w:id="0" w:name="_GoBack"/>
-      <w:bookmarkEnd w:id="0"/>
+        <w:t>Factory</w:t>
+      </w:r>
+      <w:r>
+        <w:rPr>
+          <w:rFonts w:eastAsia="Times New Roman" w:cstheme="minorHAnsi"/>
+          <w:b/>
+          <w:color w:val="34343C"/>
+          <w:sz w:val="24"/>
+          <w:szCs w:val="24"/>
+          <w:u w:val="single"/>
+          <w:lang w:val="ru-RU" w:eastAsia="en-GB"/>
+        </w:rPr>
+        <w:t>)</w:t>
+      </w:r>
       <w:r>
         <w:rPr>
           <w:rFonts w:eastAsia="Times New Roman" w:cstheme="minorHAnsi"/>
@@ -1061,6 +1071,7 @@
           <w:lang w:val="ru-RU"/>
         </w:rPr>
       </w:pPr>
+      <w:bookmarkStart w:id="0" w:name="_GoBack"/>
       <w:r>
         <w:rPr>
           <w:rFonts w:cstheme="minorHAnsi"/>
@@ -1105,6 +1116,7 @@
           </wp:inline>
         </w:drawing>
       </w:r>
+      <w:bookmarkEnd w:id="0"/>
       <w:r>
         <w:rPr>
           <w:rFonts w:cstheme="minorHAnsi"/>
